--- a/samples/sample.docx
+++ b/samples/sample.docx
@@ -83,7 +83,7 @@
         <w:rPr>
           <w:u w:val="single"/>
         </w:rPr>
-        <w:t>https://img.shields.io/github/stars/NAOHIDEOTA/documelt?style=social</w:t>
+        <w:t>https://img.shields.io/github/stars/naohidden/documelt?style=social</w:t>
       </w:r>
       <w:r>
         <w:t>)](</w:t>
@@ -92,7 +92,7 @@
         <w:rPr>
           <w:u w:val="single"/>
         </w:rPr>
-        <w:t>https://github.com/NAOHIDEOTA/documelt</w:t>
+        <w:t>https://github.com/naohidden/documelt</w:t>
       </w:r>
       <w:r>
         <w:t>)</w:t>
@@ -1695,7 +1695,7 @@
         <w:rPr>
           <w:u w:val="single"/>
         </w:rPr>
-        <w:t>https://github.com/NAOHIDEOTA/documelt/issues</w:t>
+        <w:t>https://github.com/naohidden/documelt/issues</w:t>
       </w:r>
       <w:r>
         <w:t>) でバグ報告・機能リクエストを受け付けています。</w:t>
@@ -1723,7 +1723,7 @@
         <w:t>LICENSE</w:t>
       </w:r>
       <w:r>
-        <w:t>) - Copyright (c) 2026 NAOHIDEOTA</w:t>
+        <w:t>) - Copyright (c) 2026 naohidden</w:t>
       </w:r>
     </w:p>
     <w:p/>
